--- a/Report/relazione progetto1 di iorio.docx
+++ b/Report/relazione progetto1 di iorio.docx
@@ -269,16 +269,6 @@
     </w:p>
     <w:p>
       <w:pPr>
-        <w:pStyle w:val="AuthNotes"/>
-        <w:rPr>
-          <w:color w:val="auto"/>
-          <w:lang w:val="it-IT"/>
-          <w14:ligatures w14:val="standard"/>
-        </w:rPr>
-      </w:pPr>
-    </w:p>
-    <w:p>
-      <w:pPr>
         <w:pStyle w:val="AbsHead"/>
         <w:sectPr>
           <w:endnotePr>
@@ -301,8 +291,16 @@
           <w:ilvl w:val="0"/>
           <w:numId w:val="24"/>
         </w:numPr>
-      </w:pPr>
-      <w:r>
+        <w:rPr>
+          <w:b/>
+          <w:bCs w:val="0"/>
+        </w:rPr>
+      </w:pPr>
+      <w:r>
+        <w:rPr>
+          <w:b/>
+          <w:bCs w:val="0"/>
+        </w:rPr>
         <w:t>ABSTRACT</w:t>
       </w:r>
     </w:p>
@@ -453,10 +451,16 @@
           <w:numId w:val="24"/>
         </w:numPr>
         <w:rPr>
+          <w:b/>
+          <w:bCs w:val="0"/>
           <w:lang w:eastAsia="ja-JP"/>
         </w:rPr>
       </w:pPr>
       <w:r>
+        <w:rPr>
+          <w:b/>
+          <w:bCs w:val="0"/>
+        </w:rPr>
         <w:t>OBIETTIVO DEL PROGETTO</w:t>
       </w:r>
     </w:p>
@@ -613,7 +617,6 @@
         <w:t xml:space="preserve">, tra </w:t>
       </w:r>
       <w:proofErr w:type="spellStart"/>
-      <w:proofErr w:type="gramStart"/>
       <w:r>
         <w:t>cui</w:t>
       </w:r>
@@ -621,7 +624,6 @@
       <w:r>
         <w:t>:</w:t>
       </w:r>
-      <w:proofErr w:type="gramEnd"/>
     </w:p>
     <w:p>
       <w:pPr>
@@ -903,16 +905,7 @@
           <w:lang w:val="it-IT" w:eastAsia="ja-JP"/>
           <w14:ligatures w14:val="standard"/>
         </w:rPr>
-        <w:t xml:space="preserve">: facendo riferimento al dataset dei voli relativi alle compagnie aeree AA (American Airlines) e DL (Delta), aggregare i dati su base mensile. Calcolare la media, il minimo ed il massimo di DEP DELAY e il CANCELLATION RATE per ciascun mese (in esame) del 2025. Il CANCELLATION RATE deve essere calcolato come la percentuale di voli cancellati sul totale dei </w:t>
-      </w:r>
-      <w:r>
-        <w:rPr>
-          <w:sz w:val="20"/>
-          <w:szCs w:val="24"/>
-          <w:lang w:val="it-IT" w:eastAsia="ja-JP"/>
-          <w14:ligatures w14:val="standard"/>
-        </w:rPr>
-        <w:t xml:space="preserve">voli osservati per ciascuna compagnia e per </w:t>
+        <w:t xml:space="preserve">: facendo riferimento al dataset dei voli relativi alle compagnie aeree AA (American Airlines) e DL (Delta), aggregare i dati su base mensile. Calcolare la media, il minimo ed il massimo di DEP DELAY e il CANCELLATION RATE per ciascun mese (in esame) del 2025. Il CANCELLATION RATE deve essere calcolato come la percentuale di voli cancellati sul totale dei voli osservati per ciascuna compagnia e per </w:t>
       </w:r>
       <w:r>
         <w:rPr>
@@ -977,19 +970,20 @@
           <w:lang w:val="it-IT" w:eastAsia="ja-JP"/>
           <w14:ligatures w14:val="standard"/>
         </w:rPr>
-        <w:t xml:space="preserve">: Per ciascuna compagnia (OP UNIQUE CARRIER), calcolare il numero totale di voli non cancellati (CANCELLED) e non deviati (DIVERTED), il valor medio di ARR DELAY e il valor medio delle componenti di ritardo CARRIER DELAY, WEATHER DELAY, NAS DELAY, SECURITY DELAY e LATE AIRCRAFT DELAY. Si considerino solo le compagnie con almeno 500 voli non cancellati e non deviati nel periodo osservato. Calcolare quindi la classifica delle prime </w:t>
-      </w:r>
-      <w:proofErr w:type="gramStart"/>
-      <w:r>
+        <w:t>: Per ciascuna compagnia (OP UNIQUE CARRIER), calcolare il numero totale di voli non cancellati (CANCELLED) e non deviati (DIVERTED), il valor medio di ARR DELAY e il valor medio delle componenti di ritardo CARRIER DELAY, WEATHER DELAY, NAS DELAY, SECURITY DELAY e LATE AIRCRAFT DELAY. Si considerino solo le compagnie con almeno 500 voli non cancellati e non deviati nel periodo osservato. Calcolare quindi la classifica delle prime 10 compagnie ordinate per ARR DELAY medio decrescente. Per ciascuna delle 10 compagnie in classifica, mostrare il contributo medio delle diverse cause di ritardo. Si noti che le componenti di ritardo possono contenere valori mancanti; tali valori possono essere trattati come zero oppure ignorati, purché la scelta sia chiaramente ´ motivata.</w:t>
+      </w:r>
+    </w:p>
+    <w:p>
+      <w:pPr>
+        <w:pStyle w:val="Abstract"/>
+        <w:jc w:val="left"/>
         <w:rPr>
           <w:sz w:val="20"/>
           <w:szCs w:val="24"/>
           <w:lang w:val="it-IT" w:eastAsia="ja-JP"/>
           <w14:ligatures w14:val="standard"/>
         </w:rPr>
-        <w:t>10</w:t>
-      </w:r>
-      <w:proofErr w:type="gramEnd"/>
+      </w:pPr>
       <w:r>
         <w:rPr>
           <w:sz w:val="20"/>
@@ -997,19 +991,19 @@
           <w:lang w:val="it-IT" w:eastAsia="ja-JP"/>
           <w14:ligatures w14:val="standard"/>
         </w:rPr>
-        <w:t xml:space="preserve"> compagnie ordinate per ARR DELAY medio decrescente. Per ciascuna delle </w:t>
-      </w:r>
-      <w:proofErr w:type="gramStart"/>
-      <w:r>
-        <w:rPr>
+        <w:t xml:space="preserve">I risultati ottenuti poi saranno salvati su HDFS come file </w:t>
+      </w:r>
+      <w:r>
+        <w:rPr>
+          <w:i/>
+          <w:iCs/>
           <w:sz w:val="20"/>
           <w:szCs w:val="24"/>
           <w:lang w:val="it-IT" w:eastAsia="ja-JP"/>
           <w14:ligatures w14:val="standard"/>
         </w:rPr>
-        <w:t>10</w:t>
-      </w:r>
-      <w:proofErr w:type="gramEnd"/>
+        <w:t>.csv</w:t>
+      </w:r>
       <w:r>
         <w:rPr>
           <w:sz w:val="20"/>
@@ -1017,7 +1011,7 @@
           <w:lang w:val="it-IT" w:eastAsia="ja-JP"/>
           <w14:ligatures w14:val="standard"/>
         </w:rPr>
-        <w:t xml:space="preserve"> compagnie in classifica, mostrare il contributo medio delle diverse cause di ritardo. Si noti che le componenti di ritardo possono contenere valori mancanti; tali valori possono essere trattati come zero oppure ignorati, purché la scelta sia chiaramente ´ motivata.</w:t>
+        <w:t xml:space="preserve"> e analizzati su un notebook Zeppelin.</w:t>
       </w:r>
     </w:p>
     <w:p>
@@ -1027,26 +1021,6 @@
         <w:rPr>
           <w:sz w:val="20"/>
           <w:szCs w:val="24"/>
-          <w:lang w:val="it-IT" w:eastAsia="ja-JP"/>
-          <w14:ligatures w14:val="standard"/>
-        </w:rPr>
-      </w:pPr>
-      <w:r>
-        <w:rPr>
-          <w:sz w:val="20"/>
-          <w:szCs w:val="24"/>
-          <w:lang w:val="it-IT" w:eastAsia="ja-JP"/>
-          <w14:ligatures w14:val="standard"/>
-        </w:rPr>
-        <w:t>I risultati ottenuti poi saranno salvati su HDFS come file .csv e analizzati su un notebook Zeppelin.</w:t>
-      </w:r>
-    </w:p>
-    <w:p>
-      <w:pPr>
-        <w:pStyle w:val="Abstract"/>
-        <w:ind w:left="360"/>
-        <w:jc w:val="left"/>
-        <w:rPr>
           <w:lang w:val="it-IT" w:eastAsia="ja-JP"/>
           <w14:ligatures w14:val="standard"/>
         </w:rPr>
@@ -1090,7 +1064,7 @@
           <w:lang w:eastAsia="it-IT"/>
           <w14:ligatures w14:val="standard"/>
         </w:rPr>
-        <w:t xml:space="preserve">Il sistema adotta un’architettura distribuita basata su container Docker, in cui ogni componente applicativo è </w:t>
+        <w:t xml:space="preserve">Il sistema adotta un’architettura distribuita basata su container Docker, in cui ogni componente applicativo è eseguito in un container separato e svolge un ruolo specifico all’interno del flusso di elaborazione dei dati. I </w:t>
       </w:r>
       <w:r>
         <w:rPr>
@@ -1100,7 +1074,7 @@
           <w14:ligatures w14:val="standard"/>
         </w:rPr>
         <w:lastRenderedPageBreak/>
-        <w:t xml:space="preserve">eseguito in un container separato e svolge un ruolo specifico all’interno del flusso di elaborazione dei dati. I container sono organizzati in tre cluster logici che comunicano tra loro; ciascun cluster raggruppa servizi con funzionalità omogenee e si occupa di un aspetto ben definito del funzionamento complessivo del sistema (ad esempio </w:t>
+        <w:t xml:space="preserve">container sono organizzati in tre cluster logici che comunicano tra loro; ciascun cluster raggruppa servizi con funzionalità omogenee e si occupa di un aspetto ben definito del funzionamento complessivo del sistema (ad esempio </w:t>
       </w:r>
       <w:r>
         <w:rPr>
@@ -1455,7 +1429,7 @@
           <w:lang w:eastAsia="it-IT"/>
           <w14:ligatures w14:val="standard"/>
         </w:rPr>
-        <w:t xml:space="preserve">ci sarà un job Spark per pre-processare i </w:t>
+        <w:t>i</w:t>
       </w:r>
       <w:r>
         <w:rPr>
@@ -1464,133 +1438,7 @@
           <w:lang w:eastAsia="it-IT"/>
           <w14:ligatures w14:val="standard"/>
         </w:rPr>
-        <w:t>dati</w:t>
-      </w:r>
-      <w:r>
-        <w:rPr>
-          <w:sz w:val="20"/>
-          <w:szCs w:val="20"/>
-          <w:lang w:eastAsia="it-IT"/>
-          <w14:ligatures w14:val="standard"/>
-        </w:rPr>
-        <w:t>,</w:t>
-      </w:r>
-      <w:r>
-        <w:rPr>
-          <w:sz w:val="20"/>
-          <w:szCs w:val="20"/>
-          <w:lang w:eastAsia="it-IT"/>
-          <w14:ligatures w14:val="standard"/>
-        </w:rPr>
-        <w:t xml:space="preserve"> per rimuovere d</w:t>
-      </w:r>
-      <w:r>
-        <w:rPr>
-          <w:sz w:val="20"/>
-          <w:szCs w:val="20"/>
-          <w:lang w:eastAsia="it-IT"/>
-          <w14:ligatures w14:val="standard"/>
-        </w:rPr>
-        <w:t xml:space="preserve">al </w:t>
-      </w:r>
-      <w:r>
-        <w:rPr>
-          <w:sz w:val="20"/>
-          <w:szCs w:val="20"/>
-          <w:lang w:eastAsia="it-IT"/>
-          <w14:ligatures w14:val="standard"/>
-        </w:rPr>
-        <w:t xml:space="preserve">dataset </w:t>
-      </w:r>
-      <w:r>
-        <w:rPr>
-          <w:sz w:val="20"/>
-          <w:szCs w:val="20"/>
-          <w:lang w:eastAsia="it-IT"/>
-          <w14:ligatures w14:val="standard"/>
-        </w:rPr>
-        <w:t>le informazion</w:t>
-      </w:r>
-      <w:r>
-        <w:rPr>
-          <w:sz w:val="20"/>
-          <w:szCs w:val="20"/>
-          <w:lang w:eastAsia="it-IT"/>
-          <w14:ligatures w14:val="standard"/>
-        </w:rPr>
-        <w:t xml:space="preserve"> inutili </w:t>
-      </w:r>
-      <w:r>
-        <w:rPr>
-          <w:sz w:val="20"/>
-          <w:szCs w:val="20"/>
-          <w:lang w:eastAsia="it-IT"/>
-          <w14:ligatures w14:val="standard"/>
-        </w:rPr>
-        <w:t>ai fini</w:t>
-      </w:r>
-      <w:r>
-        <w:rPr>
-          <w:sz w:val="20"/>
-          <w:szCs w:val="20"/>
-          <w:lang w:eastAsia="it-IT"/>
-          <w14:ligatures w14:val="standard"/>
-        </w:rPr>
-        <w:t xml:space="preserve"> del</w:t>
-      </w:r>
-      <w:r>
-        <w:rPr>
-          <w:sz w:val="20"/>
-          <w:szCs w:val="20"/>
-          <w:lang w:eastAsia="it-IT"/>
-          <w14:ligatures w14:val="standard"/>
-        </w:rPr>
-        <w:t>l’analisi</w:t>
-      </w:r>
-      <w:r>
-        <w:rPr>
-          <w:sz w:val="20"/>
-          <w:szCs w:val="20"/>
-          <w:lang w:eastAsia="it-IT"/>
-          <w14:ligatures w14:val="standard"/>
-        </w:rPr>
-        <w:t xml:space="preserve">, e poi </w:t>
-      </w:r>
-      <w:r>
-        <w:rPr>
-          <w:sz w:val="20"/>
-          <w:szCs w:val="20"/>
-          <w:lang w:eastAsia="it-IT"/>
-          <w14:ligatures w14:val="standard"/>
-        </w:rPr>
-        <w:t xml:space="preserve">un secondo job Spark per processare i dati </w:t>
-      </w:r>
-      <w:r>
-        <w:rPr>
-          <w:sz w:val="20"/>
-          <w:szCs w:val="20"/>
-          <w:lang w:eastAsia="it-IT"/>
-          <w14:ligatures w14:val="standard"/>
-        </w:rPr>
-        <w:t>e</w:t>
-      </w:r>
-      <w:r>
-        <w:rPr>
-          <w:sz w:val="20"/>
-          <w:szCs w:val="20"/>
-          <w:lang w:eastAsia="it-IT"/>
-          <w14:ligatures w14:val="standard"/>
-        </w:rPr>
-        <w:t xml:space="preserve"> ricavare le informazioni richieste</w:t>
-      </w:r>
-      <w:r>
-        <w:rPr>
-          <w:sz w:val="20"/>
-          <w:szCs w:val="20"/>
-          <w:lang w:eastAsia="it-IT"/>
-          <w14:ligatures w14:val="standard"/>
-        </w:rPr>
-        <w:t xml:space="preserve"> dalle query. Il framework utilizzato per raggiungere tale scopo è </w:t>
+        <w:t xml:space="preserve">l framework utilizzato per raggiungere tale scopo è </w:t>
       </w:r>
       <w:r>
         <w:rPr>
@@ -1610,7 +1458,61 @@
           <w:lang w:eastAsia="it-IT"/>
           <w14:ligatures w14:val="standard"/>
         </w:rPr>
-        <w:t>, che si basa anche lui su un’architettura master-worker distribuita: ci sarà un container dedicato al master (</w:t>
+        <w:t>, che si basa su un’architettura master-worker distribuita</w:t>
+      </w:r>
+      <w:r>
+        <w:rPr>
+          <w:sz w:val="20"/>
+          <w:szCs w:val="20"/>
+          <w:lang w:eastAsia="it-IT"/>
+          <w14:ligatures w14:val="standard"/>
+        </w:rPr>
+        <w:t>.</w:t>
+      </w:r>
+      <w:r>
+        <w:rPr>
+          <w:sz w:val="20"/>
+          <w:szCs w:val="20"/>
+          <w:lang w:eastAsia="it-IT"/>
+          <w14:ligatures w14:val="standard"/>
+        </w:rPr>
+        <w:t xml:space="preserve"> </w:t>
+      </w:r>
+      <w:r>
+        <w:rPr>
+          <w:sz w:val="20"/>
+          <w:szCs w:val="20"/>
+          <w:lang w:eastAsia="it-IT"/>
+          <w14:ligatures w14:val="standard"/>
+        </w:rPr>
+        <w:t>Il cluster</w:t>
+      </w:r>
+      <w:r>
+        <w:rPr>
+          <w:sz w:val="20"/>
+          <w:szCs w:val="20"/>
+          <w:lang w:eastAsia="it-IT"/>
+          <w14:ligatures w14:val="standard"/>
+        </w:rPr>
+        <w:t xml:space="preserve"> sarà</w:t>
+      </w:r>
+      <w:r>
+        <w:rPr>
+          <w:sz w:val="20"/>
+          <w:szCs w:val="20"/>
+          <w:lang w:eastAsia="it-IT"/>
+          <w14:ligatures w14:val="standard"/>
+        </w:rPr>
+        <w:t xml:space="preserve"> composto da</w:t>
+      </w:r>
+      <w:r>
+        <w:rPr>
+          <w:sz w:val="20"/>
+          <w:szCs w:val="20"/>
+          <w:lang w:eastAsia="it-IT"/>
+          <w14:ligatures w14:val="standard"/>
+        </w:rPr>
+        <w:t xml:space="preserve"> un container dedicato al master (</w:t>
       </w:r>
       <w:r>
         <w:rPr>
@@ -1648,7 +1550,160 @@
           <w:lang w:eastAsia="it-IT"/>
           <w14:ligatures w14:val="standard"/>
         </w:rPr>
-        <w:t>container per i worker del cluster.</w:t>
+        <w:t>container per i worker del cluster</w:t>
+      </w:r>
+      <w:r>
+        <w:rPr>
+          <w:sz w:val="20"/>
+          <w:szCs w:val="20"/>
+          <w:lang w:eastAsia="it-IT"/>
+          <w14:ligatures w14:val="standard"/>
+        </w:rPr>
+        <w:t xml:space="preserve">, su tale cluster gireranno due </w:t>
+      </w:r>
+      <w:r>
+        <w:rPr>
+          <w:sz w:val="20"/>
+          <w:szCs w:val="20"/>
+          <w:lang w:eastAsia="it-IT"/>
+          <w14:ligatures w14:val="standard"/>
+        </w:rPr>
+        <w:t>job Spark</w:t>
+      </w:r>
+      <w:r>
+        <w:rPr>
+          <w:sz w:val="20"/>
+          <w:szCs w:val="20"/>
+          <w:lang w:eastAsia="it-IT"/>
+          <w14:ligatures w14:val="standard"/>
+        </w:rPr>
+        <w:t>: uno</w:t>
+      </w:r>
+      <w:r>
+        <w:rPr>
+          <w:sz w:val="20"/>
+          <w:szCs w:val="20"/>
+          <w:lang w:eastAsia="it-IT"/>
+          <w14:ligatures w14:val="standard"/>
+        </w:rPr>
+        <w:t xml:space="preserve"> per pre-processare i </w:t>
+      </w:r>
+      <w:r>
+        <w:rPr>
+          <w:sz w:val="20"/>
+          <w:szCs w:val="20"/>
+          <w:lang w:eastAsia="it-IT"/>
+          <w14:ligatures w14:val="standard"/>
+        </w:rPr>
+        <w:t>dati</w:t>
+      </w:r>
+      <w:r>
+        <w:rPr>
+          <w:sz w:val="20"/>
+          <w:szCs w:val="20"/>
+          <w:lang w:eastAsia="it-IT"/>
+          <w14:ligatures w14:val="standard"/>
+        </w:rPr>
+        <w:t>, quindi</w:t>
+      </w:r>
+      <w:r>
+        <w:rPr>
+          <w:sz w:val="20"/>
+          <w:szCs w:val="20"/>
+          <w:lang w:eastAsia="it-IT"/>
+          <w14:ligatures w14:val="standard"/>
+        </w:rPr>
+        <w:t xml:space="preserve"> per rimuovere d</w:t>
+      </w:r>
+      <w:r>
+        <w:rPr>
+          <w:sz w:val="20"/>
+          <w:szCs w:val="20"/>
+          <w:lang w:eastAsia="it-IT"/>
+          <w14:ligatures w14:val="standard"/>
+        </w:rPr>
+        <w:t xml:space="preserve">al </w:t>
+      </w:r>
+      <w:r>
+        <w:rPr>
+          <w:sz w:val="20"/>
+          <w:szCs w:val="20"/>
+          <w:lang w:eastAsia="it-IT"/>
+          <w14:ligatures w14:val="standard"/>
+        </w:rPr>
+        <w:t xml:space="preserve">dataset </w:t>
+      </w:r>
+      <w:r>
+        <w:rPr>
+          <w:sz w:val="20"/>
+          <w:szCs w:val="20"/>
+          <w:lang w:eastAsia="it-IT"/>
+          <w14:ligatures w14:val="standard"/>
+        </w:rPr>
+        <w:t>le informazion</w:t>
+      </w:r>
+      <w:r>
+        <w:rPr>
+          <w:sz w:val="20"/>
+          <w:szCs w:val="20"/>
+          <w:lang w:eastAsia="it-IT"/>
+          <w14:ligatures w14:val="standard"/>
+        </w:rPr>
+        <w:t xml:space="preserve"> inutili </w:t>
+      </w:r>
+      <w:r>
+        <w:rPr>
+          <w:sz w:val="20"/>
+          <w:szCs w:val="20"/>
+          <w:lang w:eastAsia="it-IT"/>
+          <w14:ligatures w14:val="standard"/>
+        </w:rPr>
+        <w:t>ai fini</w:t>
+      </w:r>
+      <w:r>
+        <w:rPr>
+          <w:sz w:val="20"/>
+          <w:szCs w:val="20"/>
+          <w:lang w:eastAsia="it-IT"/>
+          <w14:ligatures w14:val="standard"/>
+        </w:rPr>
+        <w:t xml:space="preserve"> del</w:t>
+      </w:r>
+      <w:r>
+        <w:rPr>
+          <w:sz w:val="20"/>
+          <w:szCs w:val="20"/>
+          <w:lang w:eastAsia="it-IT"/>
+          <w14:ligatures w14:val="standard"/>
+        </w:rPr>
+        <w:t>l’analisi</w:t>
+      </w:r>
+      <w:r>
+        <w:rPr>
+          <w:sz w:val="20"/>
+          <w:szCs w:val="20"/>
+          <w:lang w:eastAsia="it-IT"/>
+          <w14:ligatures w14:val="standard"/>
+        </w:rPr>
+        <w:t xml:space="preserve">, e poi </w:t>
+      </w:r>
+      <w:r>
+        <w:rPr>
+          <w:sz w:val="20"/>
+          <w:szCs w:val="20"/>
+          <w:lang w:eastAsia="it-IT"/>
+          <w14:ligatures w14:val="standard"/>
+        </w:rPr>
+        <w:t>un secondo job per processare i dati e ricavare le informazioni richieste</w:t>
+      </w:r>
+      <w:r>
+        <w:rPr>
+          <w:sz w:val="20"/>
+          <w:szCs w:val="20"/>
+          <w:lang w:eastAsia="it-IT"/>
+          <w14:ligatures w14:val="standard"/>
+        </w:rPr>
+        <w:t xml:space="preserve"> dalle query.</w:t>
       </w:r>
     </w:p>
     <w:p>
@@ -2131,21 +2186,6 @@
         </w:rPr>
         <w:t>gestisce i task differiti, cioè i task che non devono occupare risorse mentre aspettano un evento esterno o una condizione di completamento.</w:t>
       </w:r>
-    </w:p>
-    <w:p>
-      <w:pPr>
-        <w:pStyle w:val="CCSDescription"/>
-        <w:ind w:left="360"/>
-        <w:jc w:val="left"/>
-        <w:rPr>
-          <w:i/>
-          <w:iCs/>
-          <w:sz w:val="20"/>
-          <w:szCs w:val="20"/>
-          <w:lang w:eastAsia="it-IT"/>
-          <w14:ligatures w14:val="standard"/>
-        </w:rPr>
-      </w:pPr>
     </w:p>
     <w:p>
       <w:pPr>
@@ -2209,18 +2249,6 @@
         <w:rPr>
           <w:sz w:val="20"/>
           <w:szCs w:val="20"/>
-          <w:lang w:eastAsia="it-IT"/>
-          <w14:ligatures w14:val="standard"/>
-        </w:rPr>
-      </w:pPr>
-    </w:p>
-    <w:p>
-      <w:pPr>
-        <w:pStyle w:val="CCSDescription"/>
-        <w:jc w:val="left"/>
-        <w:rPr>
-          <w:sz w:val="20"/>
-          <w:szCs w:val="20"/>
           <w14:ligatures w14:val="standard"/>
         </w:rPr>
       </w:pPr>
@@ -2518,6 +2546,17 @@
     <w:p>
       <w:pPr>
         <w:pStyle w:val="CCSDescription"/>
+        <w:jc w:val="left"/>
+        <w:rPr>
+          <w:sz w:val="20"/>
+          <w:szCs w:val="20"/>
+          <w14:ligatures w14:val="standard"/>
+        </w:rPr>
+      </w:pPr>
+    </w:p>
+    <w:p>
+      <w:pPr>
+        <w:pStyle w:val="CCSDescription"/>
         <w:ind w:left="1134"/>
         <w:jc w:val="left"/>
         <w:rPr>
@@ -2538,6 +2577,7 @@
           <w:u w:val="single"/>
           <w14:ligatures w14:val="standard"/>
         </w:rPr>
+        <w:lastRenderedPageBreak/>
         <w:t>Implementazione Cluster A</w:t>
       </w:r>
     </w:p>
@@ -2838,6 +2878,7 @@
     <w:p>
       <w:pPr>
         <w:pStyle w:val="CCSDescription"/>
+        <w:ind w:left="993" w:firstLine="708"/>
         <w:jc w:val="left"/>
         <w:rPr>
           <w:sz w:val="12"/>
@@ -2888,7 +2929,39 @@
           <w:szCs w:val="20"/>
           <w14:ligatures w14:val="standard"/>
         </w:rPr>
-        <w:t>, perché altrimenti i task Spark, eseguiti nella pipeline</w:t>
+        <w:t xml:space="preserve">, perché altrimenti i task Spark </w:t>
+      </w:r>
+      <w:r>
+        <w:rPr>
+          <w:sz w:val="20"/>
+          <w:szCs w:val="20"/>
+          <w14:ligatures w14:val="standard"/>
+        </w:rPr>
+        <w:t>avviati</w:t>
+      </w:r>
+      <w:r>
+        <w:rPr>
+          <w:sz w:val="20"/>
+          <w:szCs w:val="20"/>
+          <w14:ligatures w14:val="standard"/>
+        </w:rPr>
+        <w:t xml:space="preserve"> </w:t>
+      </w:r>
+      <w:r>
+        <w:rPr>
+          <w:sz w:val="20"/>
+          <w:szCs w:val="20"/>
+          <w14:ligatures w14:val="standard"/>
+        </w:rPr>
+        <w:t>da</w:t>
+      </w:r>
+      <w:r>
+        <w:rPr>
+          <w:sz w:val="20"/>
+          <w:szCs w:val="20"/>
+          <w14:ligatures w14:val="standard"/>
+        </w:rPr>
+        <w:t>lla pipeline</w:t>
       </w:r>
       <w:r>
         <w:rPr>
@@ -2904,7 +2977,15 @@
           <w:szCs w:val="20"/>
           <w14:ligatures w14:val="standard"/>
         </w:rPr>
-        <w:t>, non posso</w:t>
+        <w:t xml:space="preserve"> </w:t>
+      </w:r>
+      <w:r>
+        <w:rPr>
+          <w:sz w:val="20"/>
+          <w:szCs w:val="20"/>
+          <w14:ligatures w14:val="standard"/>
+        </w:rPr>
+        <w:t>non posso</w:t>
       </w:r>
       <w:r>
         <w:rPr>
@@ -2957,39 +3038,47 @@
           <w:szCs w:val="20"/>
           <w14:ligatures w14:val="standard"/>
         </w:rPr>
-        <w:t>,</w:t>
-      </w:r>
-      <w:r>
-        <w:rPr>
-          <w:sz w:val="20"/>
-          <w:szCs w:val="20"/>
-          <w14:ligatures w14:val="standard"/>
-        </w:rPr>
-        <w:t xml:space="preserve"> che compongono il dataset</w:t>
-      </w:r>
-      <w:r>
-        <w:rPr>
-          <w:sz w:val="20"/>
-          <w:szCs w:val="20"/>
-          <w14:ligatures w14:val="standard"/>
-        </w:rPr>
-        <w:t>,</w:t>
-      </w:r>
-      <w:r>
-        <w:rPr>
-          <w:sz w:val="20"/>
-          <w:szCs w:val="20"/>
-          <w14:ligatures w14:val="standard"/>
-        </w:rPr>
-        <w:t xml:space="preserve"> sono </w:t>
-      </w:r>
-      <w:r>
-        <w:rPr>
-          <w:sz w:val="20"/>
-          <w:szCs w:val="20"/>
-          <w14:ligatures w14:val="standard"/>
-        </w:rPr>
-        <w:t xml:space="preserve">stati memorizzati separatamente poiché Spark offre la possibilità di caricare tutti i dati contenuti nei file con una sola operazione all’interno </w:t>
+        <w:t xml:space="preserve"> che compongono il dataset sono </w:t>
+      </w:r>
+      <w:r>
+        <w:rPr>
+          <w:sz w:val="20"/>
+          <w:szCs w:val="20"/>
+          <w14:ligatures w14:val="standard"/>
+        </w:rPr>
+        <w:t xml:space="preserve">stati memorizzati separatamente poiché Spark offre la possibilità di caricare tutti i dati </w:t>
+      </w:r>
+      <w:r>
+        <w:rPr>
+          <w:sz w:val="20"/>
+          <w:szCs w:val="20"/>
+          <w14:ligatures w14:val="standard"/>
+        </w:rPr>
+        <w:t xml:space="preserve">dei file </w:t>
+      </w:r>
+      <w:r>
+        <w:rPr>
+          <w:sz w:val="20"/>
+          <w:szCs w:val="20"/>
+          <w14:ligatures w14:val="standard"/>
+        </w:rPr>
+        <w:t xml:space="preserve">contenuti </w:t>
+      </w:r>
+      <w:r>
+        <w:rPr>
+          <w:sz w:val="20"/>
+          <w:szCs w:val="20"/>
+          <w14:ligatures w14:val="standard"/>
+        </w:rPr>
+        <w:t>in una directory</w:t>
+      </w:r>
+      <w:r>
+        <w:rPr>
+          <w:sz w:val="20"/>
+          <w:szCs w:val="20"/>
+          <w14:ligatures w14:val="standard"/>
+        </w:rPr>
+        <w:t xml:space="preserve"> con una sola operazione all’interno </w:t>
       </w:r>
       <w:r>
         <w:rPr>
@@ -3325,16 +3414,7 @@
           <w:szCs w:val="20"/>
           <w14:ligatures w14:val="standard"/>
         </w:rPr>
-        <w:t xml:space="preserve"> </w:t>
-      </w:r>
-      <w:r>
-        <w:rPr>
-          <w:rFonts w:eastAsiaTheme="minorEastAsia"/>
-          <w:sz w:val="20"/>
-          <w:szCs w:val="20"/>
-          <w14:ligatures w14:val="standard"/>
-        </w:rPr>
-        <w:t xml:space="preserve">all’avvio </w:t>
+        <w:t xml:space="preserve"> all’avvio </w:t>
       </w:r>
       <w:r>
         <w:rPr>
@@ -3371,7 +3451,17 @@
           <w:szCs w:val="20"/>
           <w14:ligatures w14:val="standard"/>
         </w:rPr>
-        <w:t>docker-compose.yml</w:t>
+        <w:t>docker-</w:t>
+      </w:r>
+      <w:r>
+        <w:rPr>
+          <w:i/>
+          <w:iCs/>
+          <w:sz w:val="20"/>
+          <w:szCs w:val="20"/>
+          <w14:ligatures w14:val="standard"/>
+        </w:rPr>
+        <w:t>compose.yml</w:t>
       </w:r>
       <w:r>
         <w:rPr>
@@ -3505,14 +3595,15 @@
       <w:r>
         <w:rPr>
           <w:rFonts w:eastAsiaTheme="minorEastAsia"/>
+          <w:noProof/>
           <w:sz w:val="20"/>
           <w:szCs w:val="20"/>
           <w14:ligatures w14:val="standard"/>
         </w:rPr>
         <w:drawing>
-          <wp:inline distT="0" distB="0" distL="0" distR="0" wp14:anchorId="72079220" wp14:editId="7899E5B7">
-            <wp:extent cx="1447800" cy="1457754"/>
-            <wp:effectExtent l="0" t="0" r="0" b="9525"/>
+          <wp:inline distT="0" distB="0" distL="0" distR="0" wp14:anchorId="72079220" wp14:editId="0837127D">
+            <wp:extent cx="2149929" cy="2164710"/>
+            <wp:effectExtent l="0" t="0" r="3175" b="7620"/>
             <wp:docPr id="1067832947" name="Immagine 1"/>
             <wp:cNvGraphicFramePr>
               <a:graphicFrameLocks xmlns:a="http://schemas.openxmlformats.org/drawingml/2006/main" noChangeAspect="1"/>
@@ -3533,7 +3624,7 @@
                   <pic:spPr>
                     <a:xfrm>
                       <a:off x="0" y="0"/>
-                      <a:ext cx="1451794" cy="1461775"/>
+                      <a:ext cx="2171071" cy="2185997"/>
                     </a:xfrm>
                     <a:prstGeom prst="rect">
                       <a:avLst/>
@@ -3644,14 +3735,15 @@
       <w:r>
         <w:rPr>
           <w:rFonts w:eastAsiaTheme="minorEastAsia"/>
+          <w:noProof/>
           <w:sz w:val="20"/>
           <w:szCs w:val="20"/>
           <w14:ligatures w14:val="standard"/>
         </w:rPr>
         <w:drawing>
-          <wp:inline distT="0" distB="0" distL="0" distR="0" wp14:anchorId="6209F7A8" wp14:editId="72AFF88D">
-            <wp:extent cx="1658618" cy="1271953"/>
-            <wp:effectExtent l="0" t="0" r="0" b="4445"/>
+          <wp:inline distT="0" distB="0" distL="0" distR="0" wp14:anchorId="6209F7A8" wp14:editId="4B94B3B8">
+            <wp:extent cx="2122137" cy="1627415"/>
+            <wp:effectExtent l="0" t="0" r="0" b="0"/>
             <wp:docPr id="267494590" name="Immagine 1"/>
             <wp:cNvGraphicFramePr>
               <a:graphicFrameLocks xmlns:a="http://schemas.openxmlformats.org/drawingml/2006/main" noChangeAspect="1"/>
@@ -3672,7 +3764,7 @@
                   <pic:spPr>
                     <a:xfrm>
                       <a:off x="0" y="0"/>
-                      <a:ext cx="1664617" cy="1276554"/>
+                      <a:ext cx="2140120" cy="1641206"/>
                     </a:xfrm>
                     <a:prstGeom prst="rect">
                       <a:avLst/>
@@ -4070,6 +4162,7 @@
           <w:szCs w:val="20"/>
           <w14:ligatures w14:val="standard"/>
         </w:rPr>
+        <w:lastRenderedPageBreak/>
         <w:t xml:space="preserve">tramite un </w:t>
       </w:r>
       <w:proofErr w:type="spellStart"/>
@@ -4187,7 +4280,6 @@
           <w:szCs w:val="20"/>
           <w14:ligatures w14:val="standard"/>
         </w:rPr>
-        <w:lastRenderedPageBreak/>
         <w:t xml:space="preserve">La pipeline viene definita all’interno del file </w:t>
       </w:r>
       <w:r>
@@ -4266,7 +4358,25 @@
           <w:szCs w:val="20"/>
           <w14:ligatures w14:val="standard"/>
         </w:rPr>
-        <w:t xml:space="preserve">, e di definire la dipendenza tra i task: in </w:t>
+        <w:t xml:space="preserve"> e di definire la dipendenza tra i task</w:t>
+      </w:r>
+      <w:r>
+        <w:rPr>
+          <w:rFonts w:eastAsiaTheme="minorEastAsia"/>
+          <w:sz w:val="20"/>
+          <w:szCs w:val="20"/>
+          <w14:ligatures w14:val="standard"/>
+        </w:rPr>
+        <w:t>.: i</w:t>
+      </w:r>
+      <w:r>
+        <w:rPr>
+          <w:rFonts w:eastAsiaTheme="minorEastAsia"/>
+          <w:sz w:val="20"/>
+          <w:szCs w:val="20"/>
+          <w14:ligatures w14:val="standard"/>
+        </w:rPr>
+        <w:t xml:space="preserve">n </w:t>
       </w:r>
       <w:r>
         <w:rPr>
@@ -4396,18 +4506,6 @@
         <w:jc w:val="left"/>
         <w:rPr>
           <w:rFonts w:eastAsiaTheme="minorEastAsia"/>
-          <w:sz w:val="14"/>
-          <w:szCs w:val="14"/>
-          <w14:ligatures w14:val="standard"/>
-        </w:rPr>
-      </w:pPr>
-    </w:p>
-    <w:p>
-      <w:pPr>
-        <w:pStyle w:val="CCSDescription"/>
-        <w:jc w:val="left"/>
-        <w:rPr>
-          <w:rFonts w:eastAsiaTheme="minorEastAsia"/>
           <w:sz w:val="20"/>
           <w:szCs w:val="20"/>
           <w14:ligatures w14:val="standard"/>
@@ -4490,18 +4588,6 @@
           <w14:ligatures w14:val="standard"/>
         </w:rPr>
       </w:pPr>
-    </w:p>
-    <w:p>
-      <w:pPr>
-        <w:pStyle w:val="CCSDescription"/>
-        <w:jc w:val="left"/>
-        <w:rPr>
-          <w:rFonts w:eastAsiaTheme="minorEastAsia"/>
-          <w:sz w:val="20"/>
-          <w:szCs w:val="20"/>
-          <w14:ligatures w14:val="standard"/>
-        </w:rPr>
-      </w:pPr>
       <w:r>
         <w:rPr>
           <w:rFonts w:eastAsiaTheme="minorEastAsia"/>
@@ -4593,7 +4679,7 @@
           <w:u w:val="single"/>
           <w14:ligatures w14:val="standard"/>
         </w:rPr>
-        <w:t>Pre-pr</w:t>
+        <w:t>p</w:t>
       </w:r>
       <w:r>
         <w:rPr>
@@ -4607,6 +4693,20 @@
           <w:u w:val="single"/>
           <w14:ligatures w14:val="standard"/>
         </w:rPr>
+        <w:t>re-pr</w:t>
+      </w:r>
+      <w:r>
+        <w:rPr>
+          <w:rFonts w:eastAsiaTheme="minorEastAsia"/>
+          <w:b/>
+          <w:bCs/>
+          <w:i/>
+          <w:iCs/>
+          <w:sz w:val="20"/>
+          <w:szCs w:val="20"/>
+          <w:u w:val="single"/>
+          <w14:ligatures w14:val="standard"/>
+        </w:rPr>
         <w:t>ocessing.py</w:t>
       </w:r>
       <w:r>
@@ -4637,7 +4737,16 @@
           <w:szCs w:val="20"/>
           <w14:ligatures w14:val="standard"/>
         </w:rPr>
-        <w:t>Come già detto precedentemente, sarà lo scheduler di Airflow ad occuparsi di lanciare i task e sempre lo scheduler passerà degli argomenti in input al job:</w:t>
+        <w:t>Il componente che si occupa di lanciare i job</w:t>
+      </w:r>
+      <w:r>
+        <w:rPr>
+          <w:rFonts w:eastAsiaTheme="minorEastAsia"/>
+          <w:sz w:val="20"/>
+          <w:szCs w:val="20"/>
+          <w14:ligatures w14:val="standard"/>
+        </w:rPr>
+        <w:t xml:space="preserve"> sarà lo scheduler di Airflow e sempre lo scheduler passerà degli argomenti in input al job:</w:t>
       </w:r>
     </w:p>
     <w:p>
@@ -4882,26 +4991,39 @@
           <w:szCs w:val="20"/>
           <w14:ligatures w14:val="standard"/>
         </w:rPr>
-        <w:t>num_partitions:</w:t>
-      </w:r>
-      <w:r>
-        <w:rPr>
-          <w:rFonts w:eastAsiaTheme="minorEastAsia"/>
-          <w:sz w:val="20"/>
-          <w:szCs w:val="20"/>
-          <w14:ligatures w14:val="standard"/>
-        </w:rPr>
-        <w:t>numero</w:t>
+        <w:t>num_partitions</w:t>
       </w:r>
       <w:proofErr w:type="spellEnd"/>
       <w:r>
         <w:rPr>
           <w:rFonts w:eastAsiaTheme="minorEastAsia"/>
-          <w:sz w:val="20"/>
-          <w:szCs w:val="20"/>
-          <w14:ligatures w14:val="standard"/>
-        </w:rPr>
-        <w:t xml:space="preserve"> di partizioni con cui salvare il dataset processato.</w:t>
+          <w:i/>
+          <w:iCs/>
+          <w:sz w:val="20"/>
+          <w:szCs w:val="20"/>
+          <w14:ligatures w14:val="standard"/>
+        </w:rPr>
+        <w:t>:</w:t>
+      </w:r>
+      <w:r>
+        <w:rPr>
+          <w:rFonts w:eastAsiaTheme="minorEastAsia"/>
+          <w:i/>
+          <w:iCs/>
+          <w:sz w:val="20"/>
+          <w:szCs w:val="20"/>
+          <w14:ligatures w14:val="standard"/>
+        </w:rPr>
+        <w:t xml:space="preserve"> </w:t>
+      </w:r>
+      <w:r>
+        <w:rPr>
+          <w:rFonts w:eastAsiaTheme="minorEastAsia"/>
+          <w:sz w:val="20"/>
+          <w:szCs w:val="20"/>
+          <w14:ligatures w14:val="standard"/>
+        </w:rPr>
+        <w:t>numero di partizioni con cui salvare il dataset processato.</w:t>
       </w:r>
     </w:p>
     <w:p>
@@ -4992,16 +5114,25 @@
           <w:szCs w:val="20"/>
           <w14:ligatures w14:val="standard"/>
         </w:rPr>
-        <w:t>e, fatto ciò,</w:t>
-      </w:r>
-      <w:r>
-        <w:rPr>
-          <w:rFonts w:eastAsiaTheme="minorEastAsia"/>
-          <w:sz w:val="20"/>
-          <w:szCs w:val="20"/>
-          <w14:ligatures w14:val="standard"/>
-        </w:rPr>
-        <w:t xml:space="preserve"> verranno rimosse le colonne inutili del dataset, infatti rimarranno solamente le colonne </w:t>
+        <w:t>e</w:t>
+      </w:r>
+      <w:r>
+        <w:rPr>
+          <w:rFonts w:eastAsiaTheme="minorEastAsia"/>
+          <w:sz w:val="20"/>
+          <w:szCs w:val="20"/>
+          <w14:ligatures w14:val="standard"/>
+        </w:rPr>
+        <w:t xml:space="preserve"> poi</w:t>
+      </w:r>
+      <w:r>
+        <w:rPr>
+          <w:rFonts w:eastAsiaTheme="minorEastAsia"/>
+          <w:sz w:val="20"/>
+          <w:szCs w:val="20"/>
+          <w14:ligatures w14:val="standard"/>
+        </w:rPr>
+        <w:t xml:space="preserve"> verranno rimosse le colonne inutili del dataset, infatti rimarranno solamente </w:t>
       </w:r>
       <w:proofErr w:type="spellStart"/>
       <w:r>
@@ -5628,16 +5759,7 @@
           <w:szCs w:val="20"/>
           <w14:ligatures w14:val="standard"/>
         </w:rPr>
-        <w:t xml:space="preserve">L’esecuzione di questo job </w:t>
-      </w:r>
-      <w:r>
-        <w:rPr>
-          <w:rFonts w:eastAsiaTheme="minorEastAsia"/>
-          <w:sz w:val="20"/>
-          <w:szCs w:val="20"/>
-          <w14:ligatures w14:val="standard"/>
-        </w:rPr>
-        <w:t xml:space="preserve">consente di avere un dataset con una dimensione molto ridotta, il che può rendere il processamento successivo molto più veloce. </w:t>
+        <w:t xml:space="preserve">L’esecuzione di questo job consente di avere un dataset con una dimensione molto ridotta, il che può rendere il processamento successivo molto più veloce. </w:t>
       </w:r>
     </w:p>
     <w:p>
@@ -5967,7 +6089,21 @@
           <w:u w:val="single"/>
           <w14:ligatures w14:val="standard"/>
         </w:rPr>
-        <w:t>Processing.py</w:t>
+        <w:t>p</w:t>
+      </w:r>
+      <w:r>
+        <w:rPr>
+          <w:rFonts w:eastAsiaTheme="minorEastAsia"/>
+          <w:b/>
+          <w:bCs/>
+          <w:i/>
+          <w:iCs/>
+          <w:sz w:val="20"/>
+          <w:szCs w:val="20"/>
+          <w:u w:val="single"/>
+          <w14:ligatures w14:val="standard"/>
+        </w:rPr>
+        <w:t>rocessing.py</w:t>
       </w:r>
       <w:r>
         <w:rPr>
@@ -6244,16 +6380,7 @@
           <w:szCs w:val="20"/>
           <w14:ligatures w14:val="standard"/>
         </w:rPr>
-        <w:t xml:space="preserve">numero di </w:t>
-      </w:r>
-      <w:r>
-        <w:rPr>
-          <w:rFonts w:eastAsiaTheme="minorEastAsia"/>
-          <w:sz w:val="20"/>
-          <w:szCs w:val="20"/>
-          <w14:ligatures w14:val="standard"/>
-        </w:rPr>
-        <w:t>core disponibili per l’</w:t>
+        <w:t>numero di core disponibili per l’</w:t>
       </w:r>
       <w:proofErr w:type="spellStart"/>
       <w:r>
@@ -6264,6 +6391,15 @@
           <w14:ligatures w14:val="standard"/>
         </w:rPr>
         <w:t>executo</w:t>
+      </w:r>
+      <w:r>
+        <w:rPr>
+          <w:rFonts w:eastAsiaTheme="minorEastAsia"/>
+          <w:sz w:val="20"/>
+          <w:szCs w:val="20"/>
+          <w14:ligatures w14:val="standard"/>
+        </w:rPr>
+        <w:t>r</w:t>
       </w:r>
       <w:proofErr w:type="spellEnd"/>
       <w:r>
@@ -6294,6 +6430,7 @@
           <w:szCs w:val="20"/>
           <w14:ligatures w14:val="standard"/>
         </w:rPr>
+        <w:lastRenderedPageBreak/>
         <w:t xml:space="preserve">Gli argomenti passati sono praticamente </w:t>
       </w:r>
       <w:r>
@@ -6354,19 +6491,7 @@
           <w:szCs w:val="20"/>
           <w14:ligatures w14:val="standard"/>
         </w:rPr>
-        <w:t>pre-</w:t>
-      </w:r>
-      <w:r>
-        <w:rPr>
-          <w:rFonts w:eastAsiaTheme="minorEastAsia"/>
-          <w:i/>
-          <w:iCs/>
-          <w:sz w:val="20"/>
-          <w:szCs w:val="20"/>
-          <w14:ligatures w14:val="standard"/>
-        </w:rPr>
-        <w:lastRenderedPageBreak/>
-        <w:t>processing.py</w:t>
+        <w:t>pre-processing.py</w:t>
       </w:r>
       <w:r>
         <w:rPr>
@@ -7165,6 +7290,15 @@
       <w:r>
         <w:rPr>
           <w:rFonts w:eastAsiaTheme="minorEastAsia"/>
+          <w:sz w:val="20"/>
+          <w:szCs w:val="20"/>
+          <w14:ligatures w14:val="standard"/>
+        </w:rPr>
+        <w:t>.</w:t>
+      </w:r>
+      <w:r>
+        <w:rPr>
+          <w:rFonts w:eastAsiaTheme="minorEastAsia"/>
           <w:i/>
           <w:iCs/>
           <w:sz w:val="20"/>
@@ -7315,7 +7449,61 @@
           <w:szCs w:val="20"/>
           <w14:ligatures w14:val="standard"/>
         </w:rPr>
-        <w:t>to un solo file.</w:t>
+        <w:t>to un</w:t>
+      </w:r>
+      <w:r>
+        <w:rPr>
+          <w:rFonts w:eastAsiaTheme="minorEastAsia"/>
+          <w:sz w:val="20"/>
+          <w:szCs w:val="20"/>
+          <w14:ligatures w14:val="standard"/>
+        </w:rPr>
+        <w:t>a</w:t>
+      </w:r>
+      <w:r>
+        <w:rPr>
+          <w:rFonts w:eastAsiaTheme="minorEastAsia"/>
+          <w:sz w:val="20"/>
+          <w:szCs w:val="20"/>
+          <w14:ligatures w14:val="standard"/>
+        </w:rPr>
+        <w:t xml:space="preserve"> sol</w:t>
+      </w:r>
+      <w:r>
+        <w:rPr>
+          <w:rFonts w:eastAsiaTheme="minorEastAsia"/>
+          <w:sz w:val="20"/>
+          <w:szCs w:val="20"/>
+          <w14:ligatures w14:val="standard"/>
+        </w:rPr>
+        <w:t>a</w:t>
+      </w:r>
+      <w:r>
+        <w:rPr>
+          <w:rFonts w:eastAsiaTheme="minorEastAsia"/>
+          <w:sz w:val="20"/>
+          <w:szCs w:val="20"/>
+          <w14:ligatures w14:val="standard"/>
+        </w:rPr>
+        <w:t xml:space="preserve"> </w:t>
+      </w:r>
+      <w:r>
+        <w:rPr>
+          <w:rFonts w:eastAsiaTheme="minorEastAsia"/>
+          <w:sz w:val="20"/>
+          <w:szCs w:val="20"/>
+          <w14:ligatures w14:val="standard"/>
+        </w:rPr>
+        <w:t>partizione</w:t>
+      </w:r>
+      <w:r>
+        <w:rPr>
+          <w:rFonts w:eastAsiaTheme="minorEastAsia"/>
+          <w:sz w:val="20"/>
+          <w:szCs w:val="20"/>
+          <w14:ligatures w14:val="standard"/>
+        </w:rPr>
+        <w:t>.</w:t>
       </w:r>
     </w:p>
     <w:p>
@@ -7399,6 +7587,15 @@
           <w14:ligatures w14:val="standard"/>
         </w:rPr>
         <w:t xml:space="preserve"> su HDFS in formato </w:t>
+      </w:r>
+      <w:r>
+        <w:rPr>
+          <w:rFonts w:eastAsiaTheme="minorEastAsia"/>
+          <w:sz w:val="20"/>
+          <w:szCs w:val="20"/>
+          <w14:ligatures w14:val="standard"/>
+        </w:rPr>
+        <w:t>.</w:t>
       </w:r>
       <w:r>
         <w:rPr>
@@ -7583,16 +7780,7 @@
           <w:szCs w:val="20"/>
           <w14:ligatures w14:val="standard"/>
         </w:rPr>
-        <w:t xml:space="preserve"> rende molto più semplice effettuare l’aggregazione e le operazioni di aggregazione; infatti, in </w:t>
-      </w:r>
-      <w:r>
-        <w:rPr>
-          <w:rFonts w:eastAsiaTheme="minorEastAsia"/>
-          <w:sz w:val="20"/>
-          <w:szCs w:val="20"/>
-          <w14:ligatures w14:val="standard"/>
-        </w:rPr>
-        <w:t xml:space="preserve">una sola riga è possibile ottenere un </w:t>
+        <w:t xml:space="preserve"> rende molto più semplice effettuare l’aggregazione e le operazioni di aggregazione; infatti, in una sola riga è possibile ottenere un </w:t>
       </w:r>
       <w:proofErr w:type="spellStart"/>
       <w:r>
@@ -7661,6 +7849,15 @@
           <w14:ligatures w14:val="standard"/>
         </w:rPr>
         <w:t xml:space="preserve"> su HDFS in formato </w:t>
+      </w:r>
+      <w:r>
+        <w:rPr>
+          <w:rFonts w:eastAsiaTheme="minorEastAsia"/>
+          <w:sz w:val="20"/>
+          <w:szCs w:val="20"/>
+          <w14:ligatures w14:val="standard"/>
+        </w:rPr>
+        <w:t>.</w:t>
       </w:r>
       <w:r>
         <w:rPr>
@@ -8837,6 +9034,7 @@
           <w:szCs w:val="20"/>
           <w14:ligatures w14:val="standard"/>
         </w:rPr>
+        <w:lastRenderedPageBreak/>
         <w:t>groupBy</w:t>
       </w:r>
       <w:proofErr w:type="spellEnd"/>
@@ -8909,17 +9107,7 @@
           <w:szCs w:val="20"/>
           <w14:ligatures w14:val="standard"/>
         </w:rPr>
-        <w:t xml:space="preserve">er ogni </w:t>
-      </w:r>
-      <w:r>
-        <w:rPr>
-          <w:rFonts w:eastAsiaTheme="minorEastAsia"/>
-          <w:sz w:val="20"/>
-          <w:szCs w:val="20"/>
-          <w14:ligatures w14:val="standard"/>
-        </w:rPr>
-        <w:lastRenderedPageBreak/>
-        <w:t>gruppo ricavato vengono calcolat</w:t>
+        <w:t>er ogni gruppo ricavato vengono calcolat</w:t>
       </w:r>
       <w:r>
         <w:rPr>
@@ -9339,18 +9527,6 @@
           <w14:ligatures w14:val="standard"/>
         </w:rPr>
       </w:pPr>
-    </w:p>
-    <w:p>
-      <w:pPr>
-        <w:pStyle w:val="CCSDescription"/>
-        <w:jc w:val="left"/>
-        <w:rPr>
-          <w:rFonts w:eastAsiaTheme="minorEastAsia"/>
-          <w:sz w:val="20"/>
-          <w:szCs w:val="20"/>
-          <w14:ligatures w14:val="standard"/>
-        </w:rPr>
-      </w:pPr>
       <w:r>
         <w:rPr>
           <w:rFonts w:eastAsiaTheme="minorEastAsia"/>
@@ -9467,7 +9643,6 @@
     <w:p>
       <w:pPr>
         <w:pStyle w:val="CCSDescription"/>
-        <w:jc w:val="center"/>
         <w:rPr>
           <w:rFonts w:eastAsiaTheme="minorEastAsia"/>
           <w:sz w:val="20"/>
@@ -9515,17 +9690,6 @@
         </w:rPr>
         <w:t xml:space="preserve"> e si potrà vedere lo stato e l’esito dell’esecuzione dei singoli task, sia dalla web UI di Airflow che dalla web UI di Spark.</w:t>
       </w:r>
-    </w:p>
-    <w:p>
-      <w:pPr>
-        <w:pStyle w:val="CCSDescription"/>
-        <w:rPr>
-          <w:rFonts w:eastAsiaTheme="minorEastAsia"/>
-          <w:sz w:val="20"/>
-          <w:szCs w:val="20"/>
-          <w14:ligatures w14:val="standard"/>
-        </w:rPr>
-      </w:pPr>
     </w:p>
     <w:p>
       <w:pPr>
@@ -9706,17 +9870,6 @@
     </w:p>
     <w:p>
       <w:pPr>
-        <w:pStyle w:val="CCSDescription"/>
-        <w:rPr>
-          <w:rFonts w:eastAsiaTheme="minorEastAsia"/>
-          <w:sz w:val="20"/>
-          <w:szCs w:val="20"/>
-          <w14:ligatures w14:val="standard"/>
-        </w:rPr>
-      </w:pPr>
-    </w:p>
-    <w:p>
-      <w:pPr>
         <w:pStyle w:val="AbsHead"/>
         <w:numPr>
           <w:ilvl w:val="0"/>
@@ -9735,40 +9888,74 @@
       <w:pPr>
         <w:pStyle w:val="AbsHead"/>
       </w:pPr>
-      <w:r>
-        <w:t xml:space="preserve">Quando i risultati delle </w:t>
-      </w:r>
       <w:proofErr w:type="spellStart"/>
       <w:r>
+        <w:t>Dopo</w:t>
+      </w:r>
+      <w:proofErr w:type="spellEnd"/>
+      <w:r>
+        <w:t xml:space="preserve"> che</w:t>
+      </w:r>
+      <w:r>
+        <w:t xml:space="preserve"> i risultati delle </w:t>
+      </w:r>
+      <w:proofErr w:type="spellStart"/>
+      <w:r>
         <w:t>query</w:t>
       </w:r>
       <w:proofErr w:type="spellEnd"/>
       <w:r>
-        <w:t xml:space="preserve"> sono </w:t>
+        <w:t xml:space="preserve"> </w:t>
+      </w:r>
+      <w:r>
+        <w:t>vengono</w:t>
+      </w:r>
+      <w:r>
+        <w:t xml:space="preserve"> </w:t>
       </w:r>
       <w:proofErr w:type="spellStart"/>
       <w:r>
-        <w:t>stati</w:t>
+        <w:t>salvati</w:t>
       </w:r>
       <w:proofErr w:type="spellEnd"/>
       <w:r>
+        <w:t xml:space="preserve"> su HDFS, </w:t>
+      </w:r>
+      <w:r>
+        <w:t xml:space="preserve">è </w:t>
+      </w:r>
+      <w:r>
         <w:t xml:space="preserve"> </w:t>
       </w:r>
       <w:proofErr w:type="spellStart"/>
       <w:r>
-        <w:t>salvati</w:t>
+        <w:t>possibile</w:t>
       </w:r>
       <w:proofErr w:type="spellEnd"/>
       <w:r>
-        <w:t xml:space="preserve"> su HDFS, sarà </w:t>
+        <w:t xml:space="preserve"> </w:t>
       </w:r>
       <w:proofErr w:type="spellStart"/>
       <w:r>
-        <w:t>possibile</w:t>
+        <w:t>fare</w:t>
       </w:r>
       <w:proofErr w:type="spellEnd"/>
       <w:r>
-        <w:t xml:space="preserve"> analizzare i dati e </w:t>
+        <w:t xml:space="preserve"> </w:t>
+      </w:r>
+      <w:proofErr w:type="spellStart"/>
+      <w:r>
+        <w:t>un’analisi</w:t>
+      </w:r>
+      <w:proofErr w:type="spellEnd"/>
+      <w:r>
+        <w:t xml:space="preserve"> </w:t>
+      </w:r>
+      <w:r>
+        <w:t>de</w:t>
+      </w:r>
+      <w:r>
+        <w:t xml:space="preserve">i dati e </w:t>
       </w:r>
       <w:proofErr w:type="spellStart"/>
       <w:r>
@@ -9876,11 +10063,6 @@
       <w:r>
         <w:t xml:space="preserve"> di grafici.</w:t>
       </w:r>
-    </w:p>
-    <w:p>
-      <w:pPr>
-        <w:pStyle w:val="AbsHead"/>
-      </w:pPr>
     </w:p>
     <w:p>
       <w:pPr>
@@ -9984,30 +10166,21 @@
     <w:p>
       <w:pPr>
         <w:pStyle w:val="AbsHead"/>
-      </w:pPr>
+        <w:jc w:val="center"/>
+      </w:pPr>
+      <w:r>
+        <w:t>QUERY 2</w:t>
+      </w:r>
     </w:p>
     <w:p>
       <w:pPr>
         <w:pStyle w:val="AbsHead"/>
       </w:pPr>
-    </w:p>
-    <w:p>
-      <w:pPr>
-        <w:pStyle w:val="AbsHead"/>
-        <w:jc w:val="center"/>
-      </w:pPr>
-      <w:r>
-        <w:t>QUERY 2</w:t>
-      </w:r>
-    </w:p>
-    <w:p>
-      <w:pPr>
-        <w:pStyle w:val="AbsHead"/>
-      </w:pPr>
       <w:r>
         <w:rPr>
           <w:noProof/>
         </w:rPr>
+        <w:lastRenderedPageBreak/>
         <w:drawing>
           <wp:inline distT="0" distB="0" distL="0" distR="0" wp14:anchorId="246F619B" wp14:editId="79C9E604">
             <wp:extent cx="3048000" cy="1781810"/>
@@ -10162,7 +10335,6 @@
         <w:t xml:space="preserve"> diversi </w:t>
       </w:r>
       <w:proofErr w:type="spellStart"/>
-      <w:proofErr w:type="gramStart"/>
       <w:r>
         <w:t>esperimenti</w:t>
       </w:r>
@@ -10170,7 +10342,6 @@
       <w:r>
         <w:t>:</w:t>
       </w:r>
-      <w:proofErr w:type="gramEnd"/>
     </w:p>
     <w:p>
       <w:pPr>
@@ -10381,13 +10552,8 @@
       </w:r>
       <w:proofErr w:type="spellEnd"/>
       <w:r>
-        <w:t xml:space="preserve"> </w:t>
-      </w:r>
-      <w:proofErr w:type="gramStart"/>
-      <w:r>
-        <w:t>le performance</w:t>
-      </w:r>
-      <w:proofErr w:type="gramEnd"/>
+        <w:t xml:space="preserve"> le performance</w:t>
+      </w:r>
       <w:r>
         <w:t>.</w:t>
       </w:r>
@@ -10613,33 +10779,19 @@
           <w:numId w:val="37"/>
         </w:numPr>
       </w:pPr>
-      <w:proofErr w:type="gramStart"/>
       <w:r>
         <w:rPr>
           <w:i/>
           <w:iCs/>
         </w:rPr>
-        <w:t>n</w:t>
-      </w:r>
-      <w:proofErr w:type="gramEnd"/>
-      <w:r>
-        <w:rPr>
-          <w:i/>
-          <w:iCs/>
-        </w:rPr>
-        <w:t>=</w:t>
+        <w:t>n=</w:t>
       </w:r>
       <w:r>
         <w:t>1</w:t>
       </w:r>
       <w:r>
-        <w:t xml:space="preserve"> nodi worker per </w:t>
-      </w:r>
-      <w:proofErr w:type="gramStart"/>
-      <w:r>
-        <w:t>HDFS;</w:t>
-      </w:r>
-      <w:proofErr w:type="gramEnd"/>
+        <w:t xml:space="preserve"> nodi worker per HDFS;</w:t>
+      </w:r>
     </w:p>
     <w:p>
       <w:pPr>
@@ -10681,13 +10833,8 @@
       </w:r>
       <w:proofErr w:type="spellEnd"/>
       <w:r>
-        <w:t xml:space="preserve"> pre-</w:t>
-      </w:r>
-      <w:proofErr w:type="gramStart"/>
-      <w:r>
-        <w:t>processato;</w:t>
-      </w:r>
-      <w:proofErr w:type="gramEnd"/>
+        <w:t xml:space="preserve"> pre-processato;</w:t>
+      </w:r>
     </w:p>
     <w:p>
       <w:pPr>
@@ -10697,36 +10844,22 @@
           <w:numId w:val="37"/>
         </w:numPr>
       </w:pPr>
-      <w:proofErr w:type="gramStart"/>
       <w:r>
         <w:rPr>
           <w:i/>
           <w:iCs/>
         </w:rPr>
-        <w:t>m</w:t>
-      </w:r>
-      <w:proofErr w:type="gramEnd"/>
-      <w:r>
-        <w:rPr>
-          <w:i/>
-          <w:iCs/>
-        </w:rPr>
-        <w:t>=</w:t>
+        <w:t>m=</w:t>
       </w:r>
       <w:r>
         <w:t>1</w:t>
       </w:r>
       <w:r>
-        <w:t xml:space="preserve"> nodi worker per </w:t>
-      </w:r>
-      <w:proofErr w:type="gramStart"/>
-      <w:r>
-        <w:t>spark</w:t>
+        <w:t xml:space="preserve"> nodi worker per spark</w:t>
       </w:r>
       <w:r>
         <w:t>;</w:t>
       </w:r>
-      <w:proofErr w:type="gramEnd"/>
     </w:p>
     <w:p>
       <w:pPr>
@@ -10736,13 +10869,8 @@
           <w:numId w:val="37"/>
         </w:numPr>
       </w:pPr>
-      <w:proofErr w:type="gramStart"/>
-      <w:r>
-        <w:t>ogni</w:t>
-      </w:r>
-      <w:proofErr w:type="gramEnd"/>
-      <w:r>
-        <w:t xml:space="preserve"> </w:t>
+      <w:r>
+        <w:t xml:space="preserve">ogni </w:t>
       </w:r>
       <w:proofErr w:type="spellStart"/>
       <w:r>
@@ -10809,15 +10937,7 @@
       </w:r>
       <w:proofErr w:type="spellEnd"/>
       <w:r>
-        <w:t xml:space="preserve"> 2 su 10 </w:t>
-      </w:r>
-      <w:proofErr w:type="gramStart"/>
-      <w:r>
-        <w:t>run</w:t>
-      </w:r>
-      <w:proofErr w:type="gramEnd"/>
-      <w:r>
-        <w:t xml:space="preserve"> e verrà </w:t>
+        <w:t xml:space="preserve"> 2 su 10 run e verrà </w:t>
       </w:r>
       <w:proofErr w:type="spellStart"/>
       <w:r>
@@ -10841,21 +10961,11 @@
       </w:r>
       <w:proofErr w:type="spellEnd"/>
       <w:r>
-        <w:t xml:space="preserve"> 95</w:t>
-      </w:r>
-      <w:proofErr w:type="gramStart"/>
-      <w:r>
-        <w:t>%</w:t>
+        <w:t xml:space="preserve"> 95%</w:t>
       </w:r>
       <w:r>
         <w:t>:</w:t>
       </w:r>
-      <w:proofErr w:type="gramEnd"/>
-    </w:p>
-    <w:p>
-      <w:pPr>
-        <w:pStyle w:val="AbsHead"/>
-      </w:pPr>
     </w:p>
     <w:tbl>
       <w:tblPr>
@@ -11153,17 +11263,12 @@
         <w:t xml:space="preserve"> poco, è </w:t>
       </w:r>
       <w:proofErr w:type="spellStart"/>
-      <w:proofErr w:type="gramStart"/>
       <w:r>
         <w:t>inferiore</w:t>
       </w:r>
       <w:proofErr w:type="spellEnd"/>
       <w:r>
-        <w:t>;</w:t>
-      </w:r>
-      <w:proofErr w:type="gramEnd"/>
-      <w:r>
-        <w:t xml:space="preserve"> per la seconda </w:t>
+        <w:t xml:space="preserve">; per la seconda </w:t>
       </w:r>
       <w:proofErr w:type="spellStart"/>
       <w:r>
@@ -11250,15 +11355,13 @@
           <w:numId w:val="36"/>
         </w:numPr>
       </w:pPr>
-      <w:proofErr w:type="gramStart"/>
       <w:r>
         <w:rPr>
           <w:i/>
           <w:iCs/>
         </w:rPr>
-        <w:t>m</w:t>
-      </w:r>
-      <w:proofErr w:type="gramEnd"/>
+        <w:t>n</w:t>
+      </w:r>
       <w:r>
         <w:rPr>
           <w:i/>
@@ -11310,13 +11413,8 @@
       </w:r>
       <w:proofErr w:type="spellEnd"/>
       <w:r>
-        <w:t xml:space="preserve"> pre-</w:t>
-      </w:r>
-      <w:proofErr w:type="gramStart"/>
-      <w:r>
-        <w:t>processato;</w:t>
-      </w:r>
-      <w:proofErr w:type="gramEnd"/>
+        <w:t xml:space="preserve"> pre-processato;</w:t>
+      </w:r>
     </w:p>
     <w:p>
       <w:pPr>
@@ -11326,33 +11424,19 @@
           <w:numId w:val="36"/>
         </w:numPr>
       </w:pPr>
-      <w:proofErr w:type="gramStart"/>
       <w:r>
         <w:rPr>
           <w:i/>
           <w:iCs/>
         </w:rPr>
-        <w:t>m</w:t>
-      </w:r>
-      <w:proofErr w:type="gramEnd"/>
-      <w:r>
-        <w:rPr>
-          <w:i/>
-          <w:iCs/>
-        </w:rPr>
-        <w:t>=</w:t>
+        <w:t>m=</w:t>
       </w:r>
       <w:r>
         <w:t>1</w:t>
       </w:r>
       <w:r>
-        <w:t xml:space="preserve"> nodi worker per </w:t>
-      </w:r>
-      <w:proofErr w:type="gramStart"/>
-      <w:r>
-        <w:t>spark;</w:t>
-      </w:r>
-      <w:proofErr w:type="gramEnd"/>
+        <w:t xml:space="preserve"> nodi worker per spark;</w:t>
+      </w:r>
     </w:p>
     <w:p>
       <w:pPr>
@@ -11449,21 +11533,8 @@
       </w:r>
       <w:proofErr w:type="spellEnd"/>
       <w:r>
-        <w:t xml:space="preserve"> su 6 </w:t>
-      </w:r>
-      <w:proofErr w:type="gramStart"/>
-      <w:r>
-        <w:t>run</w:t>
-      </w:r>
-      <w:proofErr w:type="gramEnd"/>
-      <w:r>
-        <w:t>.</w:t>
-      </w:r>
-    </w:p>
-    <w:p>
-      <w:pPr>
-        <w:pStyle w:val="AbsHead"/>
-      </w:pPr>
+        <w:t xml:space="preserve"> su 6 run.</w:t>
+      </w:r>
     </w:p>
     <w:tbl>
       <w:tblPr>
@@ -12044,6 +12115,17 @@
         </w:rPr>
         <w:t xml:space="preserve">     </w:t>
       </w:r>
+    </w:p>
+    <w:p>
+      <w:pPr>
+        <w:pStyle w:val="CCSDescription"/>
+        <w:jc w:val="center"/>
+        <w:rPr>
+          <w:sz w:val="20"/>
+          <w:szCs w:val="20"/>
+          <w14:ligatures w14:val="standard"/>
+        </w:rPr>
+      </w:pPr>
       <w:r>
         <w:rPr>
           <w:noProof/>
@@ -12092,6 +12174,17 @@
       <w:pPr>
         <w:pStyle w:val="CCSDescription"/>
         <w:jc w:val="left"/>
+        <w:rPr>
+          <w:sz w:val="20"/>
+          <w:szCs w:val="20"/>
+          <w14:ligatures w14:val="standard"/>
+        </w:rPr>
+      </w:pPr>
+    </w:p>
+    <w:p>
+      <w:pPr>
+        <w:pStyle w:val="CCSDescription"/>
+        <w:jc w:val="center"/>
         <w:rPr>
           <w:sz w:val="20"/>
           <w:szCs w:val="20"/>
@@ -12188,25 +12281,7 @@
           <w:szCs w:val="20"/>
           <w14:ligatures w14:val="standard"/>
         </w:rPr>
-        <w:t xml:space="preserve">Invece, il grafico con i tempi di processamento della seconda query mostra che fino ad un certo grado di parallelismo si ha un miglioramento, e dopo il caso in cui ci sono </w:t>
-      </w:r>
-      <w:proofErr w:type="gramStart"/>
-      <w:r>
-        <w:rPr>
-          <w:sz w:val="20"/>
-          <w:szCs w:val="20"/>
-          <w14:ligatures w14:val="standard"/>
-        </w:rPr>
-        <w:t>4</w:t>
-      </w:r>
-      <w:proofErr w:type="gramEnd"/>
-      <w:r>
-        <w:rPr>
-          <w:sz w:val="20"/>
-          <w:szCs w:val="20"/>
-          <w14:ligatures w14:val="standard"/>
-        </w:rPr>
-        <w:t xml:space="preserve"> core disponibili, le prestazioni degradano progressivamente.</w:t>
+        <w:t>Invece, il grafico con i tempi di processamento della seconda query mostra che fino ad un certo grado di parallelismo si ha un miglioramento, e dopo il caso in cui ci sono 4 core disponibili, le prestazioni degradano progressivamente.</w:t>
       </w:r>
     </w:p>
     <w:p>
@@ -12325,7 +12400,23 @@
           <w:szCs w:val="20"/>
           <w14:ligatures w14:val="standard"/>
         </w:rPr>
-        <w:t xml:space="preserve">, le risorse aumenterebbero e porterebbero giovamento dal punto di vista prestazionale, avendo un alto grado di parallelismo. </w:t>
+        <w:t xml:space="preserve">, le risorse aumenterebbero e porterebbero giovamento dal punto di vista prestazionale, </w:t>
+      </w:r>
+      <w:r>
+        <w:rPr>
+          <w:sz w:val="20"/>
+          <w:szCs w:val="20"/>
+          <w14:ligatures w14:val="standard"/>
+        </w:rPr>
+        <w:t>riuscendo a sfruttare al meglio il</w:t>
+      </w:r>
+      <w:r>
+        <w:rPr>
+          <w:sz w:val="20"/>
+          <w:szCs w:val="20"/>
+          <w14:ligatures w14:val="standard"/>
+        </w:rPr>
+        <w:t xml:space="preserve"> parallelismo. </w:t>
       </w:r>
     </w:p>
     <w:p>
@@ -12413,32 +12504,14 @@
         </w:rPr>
         <w:t xml:space="preserve">di </w:t>
       </w:r>
-      <w:proofErr w:type="spellStart"/>
-      <w:r>
-        <w:rPr>
-          <w:sz w:val="20"/>
-          <w:szCs w:val="20"/>
-          <w14:ligatures w14:val="standard"/>
-        </w:rPr>
-        <w:t>con</w:t>
-      </w:r>
-      <w:r>
-        <w:rPr>
-          <w:sz w:val="20"/>
-          <w:szCs w:val="20"/>
-          <w14:ligatures w14:val="standard"/>
-        </w:rPr>
-        <w:t>finden</w:t>
-      </w:r>
-      <w:r>
-        <w:rPr>
-          <w:sz w:val="20"/>
-          <w:szCs w:val="20"/>
-          <w14:ligatures w14:val="standard"/>
-        </w:rPr>
-        <w:t>za</w:t>
-      </w:r>
-      <w:proofErr w:type="spellEnd"/>
+      <w:r>
+        <w:rPr>
+          <w:sz w:val="20"/>
+          <w:szCs w:val="20"/>
+          <w14:ligatures w14:val="standard"/>
+        </w:rPr>
+        <w:t>confidenza</w:t>
+      </w:r>
       <w:r>
         <w:rPr>
           <w:sz w:val="20"/>
@@ -16722,6 +16795,7 @@
   <w:style w:type="character" w:default="1" w:styleId="Carpredefinitoparagrafo">
     <w:name w:val="Default Paragraph Font"/>
     <w:uiPriority w:val="1"/>
+    <w:semiHidden/>
     <w:unhideWhenUsed/>
   </w:style>
   <w:style w:type="table" w:default="1" w:styleId="Tabellanormale">
@@ -22219,6 +22293,10 @@
 </file>
 
 <file path=customXml/item1.xml><?xml version="1.0" encoding="utf-8"?>
+<b:Sources xmlns:b="http://schemas.openxmlformats.org/officeDocument/2006/bibliography" xmlns="http://schemas.openxmlformats.org/officeDocument/2006/bibliography" SelectedStyle="\APA.XSL" StyleName="APA"/>
+</file>
+
+<file path=customXml/item2.xml><?xml version="1.0" encoding="utf-8"?>
 <Workflow version="v.1.13">
   <Filtration versionrequired="True" status="DONE" StartTime="25-07-2014 13:27:04" EndTime="25-07-2014 13:28:29">
     <Mandatory>
@@ -22396,20 +22474,16 @@
 </Workflow>
 </file>
 
-<file path=customXml/item2.xml><?xml version="1.0" encoding="utf-8"?>
-<b:Sources xmlns:b="http://schemas.openxmlformats.org/officeDocument/2006/bibliography" xmlns="http://schemas.openxmlformats.org/officeDocument/2006/bibliography" SelectedStyle="\APA.XSL" StyleName="APA"/>
-</file>
-
 <file path=customXml/itemProps1.xml><?xml version="1.0" encoding="utf-8"?>
-<ds:datastoreItem xmlns:ds="http://schemas.openxmlformats.org/officeDocument/2006/customXml" ds:itemID="{4D45DBA2-DCF6-46BF-858B-9A8CC8161B4D}">
-  <ds:schemaRefs/>
-</ds:datastoreItem>
-</file>
-
-<file path=customXml/itemProps2.xml><?xml version="1.0" encoding="utf-8"?>
 <ds:datastoreItem xmlns:ds="http://schemas.openxmlformats.org/officeDocument/2006/customXml" ds:itemID="{B589180B-96F4-4B3D-93D7-E2C64345EF74}">
   <ds:schemaRefs>
     <ds:schemaRef ds:uri="http://schemas.openxmlformats.org/officeDocument/2006/bibliography"/>
   </ds:schemaRefs>
 </ds:datastoreItem>
+</file>
+
+<file path=customXml/itemProps2.xml><?xml version="1.0" encoding="utf-8"?>
+<ds:datastoreItem xmlns:ds="http://schemas.openxmlformats.org/officeDocument/2006/customXml" ds:itemID="{4D45DBA2-DCF6-46BF-858B-9A8CC8161B4D}">
+  <ds:schemaRefs/>
+</ds:datastoreItem>
 </file>